--- a/deliverables/VIDEOS_4-21_STORY_LED/REVIEW/Story_Led_Synchronization_Review.docx
+++ b/deliverables/VIDEOS_4-21_STORY_LED/REVIEW/Story_Led_Synchronization_Review.docx
@@ -68,7 +68,7 @@
         <w:rPr>
           <w:sz w:val="21"/>
         </w:rPr>
-        <w:t>Sunday, September 13, 2026 | 3:54 PM CT</w:t>
+        <w:t>Sunday, September 13, 2026 | 4:41 PM CT</w:t>
       </w:r>
     </w:p>
     <w:p>
@@ -106,7 +106,7 @@
         <w:rPr>
           <w:sz w:val="21"/>
         </w:rPr>
-        <w:t>587 of 587 passed</w:t>
+        <w:t>605 of 605 passed</w:t>
       </w:r>
     </w:p>
     <w:p>
@@ -245,7 +245,7 @@
                 <w:i w:val="0"/>
                 <w:sz w:val="17"/>
               </w:rPr>
-              <w:t>587</w:t>
+              <w:t>605</w:t>
             </w:r>
           </w:p>
         </w:tc>
@@ -285,7 +285,7 @@
                 <w:i w:val="0"/>
                 <w:sz w:val="17"/>
               </w:rPr>
-              <w:t>587</w:t>
+              <w:t>605</w:t>
             </w:r>
           </w:p>
         </w:tc>
@@ -973,7 +973,7 @@
                 <w:i w:val="0"/>
                 <w:sz w:val="17"/>
               </w:rPr>
-              <w:t>5c3d7ae6b477a36f917dfcd52ffd0d466b86bee9285e29bef36ce1edc91b5c2e</w:t>
+              <w:t>ad8ee08de3b2b9e77797df108f2d370c95a354c736e61fc6063cc7a75af7d13d</w:t>
             </w:r>
           </w:p>
         </w:tc>
@@ -3106,7 +3106,20 @@
           <w:i w:val="0"/>
           <w:sz w:val="22"/>
         </w:rPr>
-        <w:t>The story-led script headers carry different thumbnail wording from the locked package. The rule is that the script header wins, so the wording of record changed on both. Thumbnail ARTWORK was not rebuilt, because nothing asked for that and artwork is approved separately.</w:t>
+        <w:t>The story-led script headers carry different thumbnail wording from the locked roadmap. This pass originally read the script header as the wording of record and changed both. That was wrong and has been corrected.</w:t>
+      </w:r>
+    </w:p>
+    <w:p>
+      <w:pPr>
+        <w:spacing w:before="120" w:after="160"/>
+      </w:pPr>
+      <w:r>
+        <w:rPr>
+          <w:b w:val="0"/>
+          <w:i w:val="0"/>
+          <w:sz w:val="22"/>
+        </w:rPr>
+        <w:t>The script layer is authoritative for current spoken wording and recording delivery. The thumbnail text in its document header is non-spoken metadata and is not packaging authority: the separately locked V4 to V21 roadmap decides thumbnail wording. Both thumbnails of record are the roadmap wording, unchanged.</w:t>
       </w:r>
     </w:p>
     <w:tbl>
@@ -3171,7 +3184,7 @@
                 <w:color w:val="112345"/>
                 <w:sz w:val="17"/>
               </w:rPr>
-              <w:t>WAS</w:t>
+              <w:t>THUMBNAIL OF RECORD</w:t>
             </w:r>
           </w:p>
         </w:tc>
@@ -3192,7 +3205,7 @@
                 <w:color w:val="112345"/>
                 <w:sz w:val="17"/>
               </w:rPr>
-              <w:t>NOW</w:t>
+              <w:t>SCRIPT HEADER METADATA</w:t>
             </w:r>
           </w:p>
         </w:tc>
@@ -3320,6 +3333,20 @@
       <w:pPr>
         <w:spacing w:after="120"/>
       </w:pPr>
+    </w:p>
+    <w:p>
+      <w:pPr>
+        <w:spacing w:before="100" w:after="200"/>
+      </w:pPr>
+      <w:r>
+        <w:rPr>
+          <w:b w:val="0"/>
+          <w:i w:val="0"/>
+          <w:color w:val="5A6B82"/>
+          <w:sz w:val="19"/>
+        </w:rPr>
+        <w:t>No source document was edited to resolve this and no source hash changed. The divergence is carried as a named metadata exception in the source hierarchy manifest, both change logs, both source manifests and both publishing documents, and QA now fails if the header value ever stands anywhere as the thumbnail of record.</w:t>
+      </w:r>
     </w:p>
     <w:p>
       <w:pPr>
@@ -3982,6 +4009,272 @@
           <w:color w:val="112345"/>
           <w:sz w:val="26"/>
         </w:rPr>
+        <w:t>THE CORRECTION PASS</w:t>
+      </w:r>
+    </w:p>
+    <w:p>
+      <w:pPr>
+        <w:spacing w:before="0" w:after="160"/>
+      </w:pPr>
+      <w:r>
+        <w:rPr>
+          <w:b w:val="0"/>
+          <w:i w:val="0"/>
+          <w:sz w:val="22"/>
+        </w:rPr>
+        <w:t>An independent audit of the uploaded archive found it was the pre-fix build. Two corrections followed. Nothing else was reopened: no script, framework, asset, Short, research boundary, Riverside treatment, CTA intent or Watch Next route was touched.</w:t>
+      </w:r>
+    </w:p>
+    <w:tbl>
+      <w:tblPr>
+        <w:tblW w:type="auto" w:w="0"/>
+        <w:jc w:val="left"/>
+        <w:tblBorders>
+          <w:top w:val="single" w:sz="4" w:space="0" w:color="C9BFA8"/>
+          <w:left w:val="single" w:sz="4" w:space="0" w:color="C9BFA8"/>
+          <w:bottom w:val="single" w:sz="4" w:space="0" w:color="C9BFA8"/>
+          <w:right w:val="single" w:sz="4" w:space="0" w:color="C9BFA8"/>
+          <w:insideH w:val="single" w:sz="4" w:space="0" w:color="C9BFA8"/>
+          <w:insideV w:val="single" w:sz="4" w:space="0" w:color="C9BFA8"/>
+        </w:tblBorders>
+        <w:tblLayout w:type="fixed"/>
+        <w:tblLook w:firstColumn="1" w:firstRow="1" w:lastColumn="0" w:lastRow="0" w:noHBand="0" w:noVBand="1" w:val="04A0"/>
+      </w:tblPr>
+      <w:tblGrid>
+        <w:gridCol w:w="3216"/>
+        <w:gridCol w:w="3216"/>
+        <w:gridCol w:w="3216"/>
+      </w:tblGrid>
+      <w:tr>
+        <w:trPr>
+          <w:tblHeader w:val="true"/>
+        </w:trPr>
+        <w:tc>
+          <w:tcPr>
+            <w:tcW w:type="dxa" w:w="432"/>
+            <w:shd w:val="clear" w:color="auto" w:fill="F3EFE6"/>
+          </w:tcPr>
+          <w:p>
+            <w:pPr>
+              <w:spacing w:before="60" w:after="60" w:line="264" w:lineRule="auto"/>
+            </w:pPr>
+            <w:r/>
+            <w:r>
+              <w:rPr>
+                <w:b/>
+                <w:i w:val="0"/>
+                <w:color w:val="112345"/>
+                <w:sz w:val="17"/>
+              </w:rPr>
+            </w:r>
+          </w:p>
+        </w:tc>
+        <w:tc>
+          <w:tcPr>
+            <w:tcW w:type="dxa" w:w="4320"/>
+            <w:shd w:val="clear" w:color="auto" w:fill="F3EFE6"/>
+          </w:tcPr>
+          <w:p>
+            <w:pPr>
+              <w:spacing w:before="60" w:after="60" w:line="264" w:lineRule="auto"/>
+            </w:pPr>
+            <w:r/>
+            <w:r>
+              <w:rPr>
+                <w:b/>
+                <w:i w:val="0"/>
+                <w:color w:val="112345"/>
+                <w:sz w:val="17"/>
+              </w:rPr>
+              <w:t>WHAT THE AUDIT FOUND</w:t>
+            </w:r>
+          </w:p>
+        </w:tc>
+        <w:tc>
+          <w:tcPr>
+            <w:tcW w:type="dxa" w:w="4896"/>
+            <w:shd w:val="clear" w:color="auto" w:fill="F3EFE6"/>
+          </w:tcPr>
+          <w:p>
+            <w:pPr>
+              <w:spacing w:before="60" w:after="60" w:line="264" w:lineRule="auto"/>
+            </w:pPr>
+            <w:r/>
+            <w:r>
+              <w:rPr>
+                <w:b/>
+                <w:i w:val="0"/>
+                <w:color w:val="112345"/>
+                <w:sz w:val="17"/>
+              </w:rPr>
+              <w:t>WHAT WAS DONE</w:t>
+            </w:r>
+          </w:p>
+        </w:tc>
+      </w:tr>
+      <w:tr>
+        <w:tc>
+          <w:tcPr>
+            <w:tcW w:type="dxa" w:w="432"/>
+          </w:tcPr>
+          <w:p>
+            <w:pPr>
+              <w:spacing w:before="60" w:after="60" w:line="264" w:lineRule="auto"/>
+            </w:pPr>
+            <w:r/>
+            <w:r>
+              <w:rPr>
+                <w:b w:val="0"/>
+                <w:i w:val="0"/>
+                <w:sz w:val="17"/>
+              </w:rPr>
+              <w:t>1</w:t>
+            </w:r>
+          </w:p>
+        </w:tc>
+        <w:tc>
+          <w:tcPr>
+            <w:tcW w:type="dxa" w:w="4320"/>
+          </w:tcPr>
+          <w:p>
+            <w:pPr>
+              <w:spacing w:before="60" w:after="60" w:line="264" w:lineRule="auto"/>
+            </w:pPr>
+            <w:r/>
+            <w:r>
+              <w:rPr>
+                <w:b w:val="0"/>
+                <w:i w:val="0"/>
+                <w:sz w:val="17"/>
+              </w:rPr>
+              <w:t>The uploaded archive still cued two graphics twice, in Videos 10 and 13.</w:t>
+            </w:r>
+          </w:p>
+        </w:tc>
+        <w:tc>
+          <w:tcPr>
+            <w:tcW w:type="dxa" w:w="4896"/>
+          </w:tcPr>
+          <w:p>
+            <w:pPr>
+              <w:spacing w:before="60" w:after="60" w:line="264" w:lineRule="auto"/>
+            </w:pPr>
+            <w:r/>
+            <w:r>
+              <w:rPr>
+                <w:b w:val="0"/>
+                <w:i w:val="0"/>
+                <w:sz w:val="17"/>
+              </w:rPr>
+              <w:t>Already corrected on disk before the audit arrived. Verified in the built maps: 183 assets, 183 placements, zero duplicates, and the check runs on all eighteen videos.</w:t>
+            </w:r>
+          </w:p>
+        </w:tc>
+      </w:tr>
+      <w:tr>
+        <w:tc>
+          <w:tcPr>
+            <w:tcW w:type="dxa" w:w="432"/>
+          </w:tcPr>
+          <w:p>
+            <w:pPr>
+              <w:spacing w:before="60" w:after="60" w:line="264" w:lineRule="auto"/>
+            </w:pPr>
+            <w:r/>
+            <w:r>
+              <w:rPr>
+                <w:b w:val="0"/>
+                <w:i w:val="0"/>
+                <w:sz w:val="17"/>
+              </w:rPr>
+              <w:t>2</w:t>
+            </w:r>
+          </w:p>
+        </w:tc>
+        <w:tc>
+          <w:tcPr>
+            <w:tcW w:type="dxa" w:w="4320"/>
+          </w:tcPr>
+          <w:p>
+            <w:pPr>
+              <w:spacing w:before="60" w:after="60" w:line="264" w:lineRule="auto"/>
+            </w:pPr>
+            <w:r/>
+            <w:r>
+              <w:rPr>
+                <w:b w:val="0"/>
+                <w:i w:val="0"/>
+                <w:sz w:val="17"/>
+              </w:rPr>
+              <w:t>Videos 4 and 5 carried the script header's thumbnail wording instead of the locked roadmap wording.</w:t>
+            </w:r>
+          </w:p>
+        </w:tc>
+        <w:tc>
+          <w:tcPr>
+            <w:tcW w:type="dxa" w:w="4896"/>
+          </w:tcPr>
+          <w:p>
+            <w:pPr>
+              <w:spacing w:before="60" w:after="60" w:line="264" w:lineRule="auto"/>
+            </w:pPr>
+            <w:r/>
+            <w:r>
+              <w:rPr>
+                <w:b w:val="0"/>
+                <w:i w:val="0"/>
+                <w:sz w:val="17"/>
+              </w:rPr>
+              <w:t>Corrected in the production layer. A packaging-authority module now supplies the thumbnail of record, and every derived record asks it instead of the script header.</w:t>
+            </w:r>
+          </w:p>
+        </w:tc>
+      </w:tr>
+    </w:tbl>
+    <w:p>
+      <w:pPr>
+        <w:spacing w:after="120"/>
+      </w:pPr>
+    </w:p>
+    <w:p>
+      <w:pPr>
+        <w:spacing w:before="160" w:after="160"/>
+      </w:pPr>
+      <w:r>
+        <w:rPr>
+          <w:b w:val="0"/>
+          <w:i w:val="0"/>
+          <w:sz w:val="22"/>
+        </w:rPr>
+        <w:t>Only Videos 4 and 5 were rebuilt. Every other package was left exactly as it stood on disk and re-checked in place, so the check count covers all eighteen without rewriting fourteen packages that needed nothing.</w:t>
+      </w:r>
+    </w:p>
+    <w:p>
+      <w:pPr>
+        <w:spacing w:before="120" w:after="160"/>
+      </w:pPr>
+      <w:r>
+        <w:rPr>
+          <w:b w:val="0"/>
+          <w:i w:val="0"/>
+          <w:sz w:val="22"/>
+        </w:rPr>
+        <w:t>Two checks were added and both were tested against an injected violation before being trusted: reverting either the JSON manifest or the publishing document to the header wording fails the pass, and a video with no divergence is not flagged.</w:t>
+      </w:r>
+    </w:p>
+    <w:p>
+      <w:pPr>
+        <w:spacing w:before="320" w:after="120"/>
+        <w:keepNext w:val="1"/>
+        <w:keepLines w:val="1"/>
+      </w:pPr>
+      <w:r>
+        <w:rPr>
+          <w:b/>
+          <w:i w:val="0"/>
+          <w:color w:val="112345"/>
+          <w:sz w:val="26"/>
+        </w:rPr>
         <w:t>FLAGGED, NOT FIXED</w:t>
       </w:r>
     </w:p>

--- a/deliverables/VIDEOS_4-21_STORY_LED/REVIEW/Story_Led_Synchronization_Review.docx
+++ b/deliverables/VIDEOS_4-21_STORY_LED/REVIEW/Story_Led_Synchronization_Review.docx
@@ -68,7 +68,7 @@
         <w:rPr>
           <w:sz w:val="21"/>
         </w:rPr>
-        <w:t>Sunday, September 13, 2026 | 4:41 PM CT</w:t>
+        <w:t>Sunday, September 13, 2026 | 5:13 PM CT</w:t>
       </w:r>
     </w:p>
     <w:p>
@@ -106,7 +106,7 @@
         <w:rPr>
           <w:sz w:val="21"/>
         </w:rPr>
-        <w:t>605 of 605 passed</w:t>
+        <w:t>623 of 623 passed</w:t>
       </w:r>
     </w:p>
     <w:p>
@@ -245,7 +245,7 @@
                 <w:i w:val="0"/>
                 <w:sz w:val="17"/>
               </w:rPr>
-              <w:t>605</w:t>
+              <w:t>623</w:t>
             </w:r>
           </w:p>
         </w:tc>
@@ -285,7 +285,7 @@
                 <w:i w:val="0"/>
                 <w:sz w:val="17"/>
               </w:rPr>
-              <w:t>605</w:t>
+              <w:t>623</w:t>
             </w:r>
           </w:p>
         </w:tc>
@@ -973,7 +973,7 @@
                 <w:i w:val="0"/>
                 <w:sz w:val="17"/>
               </w:rPr>
-              <w:t>ad8ee08de3b2b9e77797df108f2d370c95a354c736e61fc6063cc7a75af7d13d</w:t>
+              <w:t>da7c383d99aec2863d5d39afdfe290caaf5e658ef65cac0a2fa259b8be24d9e1</w:t>
             </w:r>
           </w:p>
         </w:tc>
